--- a/testakten/bu-deckungsklage-pflegekraft-vogelweide-aachen/19-hdi-korrespondenz-rueckkauf.docx
+++ b/testakten/bu-deckungsklage-pflegekraft-vogelweide-aachen/19-hdi-korrespondenz-rueckkauf.docx
@@ -316,17 +316,6 @@
       </w:r>
     </w:p>
     <w:p/>
-    <w:p>
-      <w:pPr>
-        <w:jc w:val="left"/>
-      </w:pPr>
-      <w:r>
-        <w:rPr>
-          <w:i/>
-        </w:rPr>
-        <w:t>Hinweis Kanzlei: Die HDI-Antwort enthält einen Widerspruch in der Stornoberechnung. Die detaillierte Schadenberechnung muss angefordert werden. Die Rentenoption ist gemäß unserer Vergleichsberechnung (xlsx/02) für Frau Vogelweide ökonomisch nachteilig — Einmalzahlung klar vorzuziehen.</w:t>
-      </w:r>
-    </w:p>
     <w:sectPr>
       <w:pgSz w:w="11906" w:h="16838"/>
       <w:pgMar w:top="1417" w:right="1417" w:bottom="1417" w:left="1417" w:header="720" w:footer="720" w:gutter="0"/>
